--- a/Clone Github_v2 Xing.docx
+++ b/Clone Github_v2 Xing.docx
@@ -34,34 +34,48 @@
       <w:pPr>
         <w:spacing w:after="0" w:line="360" w:lineRule="auto"/>
         <w:rPr>
-          <w:rFonts w:asciiTheme="majorBidi" w:hAnsiTheme="majorBidi" w:cstheme="majorBidi"/>
-          <w:b w:val="0"/>
-          <w:sz w:val="24"/>
-          <w:szCs w:val="24"/>
-          <w:lang w:val="en-US"/>
-        </w:rPr>
-      </w:pPr>
-      <w:r>
-        <w:rPr>
-          <w:rFonts w:asciiTheme="majorBidi" w:hAnsiTheme="majorBidi" w:cstheme="majorBidi"/>
-          <w:b w:val="0"/>
-          <w:sz w:val="24"/>
-          <w:szCs w:val="24"/>
-          <w:lang w:val="en-US"/>
-        </w:rPr>
-        <w:t xml:space="preserve">git clone </w:t>
+          <w:sz w:val="24"/>
+          <w:szCs w:val="24"/>
+        </w:rPr>
+      </w:pPr>
+      <w:r>
+        <w:rPr>
+          <w:rFonts w:asciiTheme="majorBidi" w:hAnsiTheme="majorBidi" w:cstheme="majorBidi"/>
+          <w:b w:val="0"/>
+          <w:sz w:val="24"/>
+          <w:szCs w:val="24"/>
+          <w:lang w:val="en-US"/>
+        </w:rPr>
+        <w:t>git clone</w:t>
+      </w:r>
+      <w:r>
+        <w:rPr>
+          <w:rFonts w:asciiTheme="majorBidi" w:hAnsiTheme="majorBidi" w:cstheme="majorBidi"/>
+          <w:b w:val="0"/>
+          <w:sz w:val="24"/>
+          <w:szCs w:val="24"/>
+          <w:lang w:val="en-US"/>
+        </w:rPr>
+        <w:t xml:space="preserve"> </w:t>
       </w:r>
       <w:hyperlink r:id="rId6" w:history="1">
         <w:r>
           <w:rPr>
             <w:rStyle w:val="Hyperlink"/>
             <w:rFonts w:asciiTheme="majorBidi" w:hAnsiTheme="majorBidi" w:cstheme="majorBidi"/>
-            <w:b w:val="0"/>
             <w:sz w:val="24"/>
             <w:szCs w:val="24"/>
-            <w:lang w:val="en-US"/>
           </w:rPr>
-          <w:t>https://github.com/QualSha/rosypinna_web_v2.git</w:t>
+          <w:t>https://github.com/QualSha/dashboard_kel8</w:t>
+        </w:r>
+        <w:r>
+          <w:rPr>
+            <w:rStyle w:val="Hyperlink"/>
+            <w:rFonts w:asciiTheme="majorBidi" w:hAnsiTheme="majorBidi" w:cstheme="majorBidi"/>
+            <w:sz w:val="24"/>
+            <w:szCs w:val="24"/>
+          </w:rPr>
+          <w:t>.git</w:t>
         </w:r>
       </w:hyperlink>
     </w:p>
@@ -82,15 +96,27 @@
           <w:lang w:val="en-US"/>
         </w:rPr>
       </w:pPr>
-      <w:r>
-        <w:rPr>
-          <w:rFonts w:asciiTheme="majorBidi" w:hAnsiTheme="majorBidi" w:cstheme="majorBidi"/>
-          <w:bCs/>
-          <w:sz w:val="24"/>
-          <w:szCs w:val="24"/>
-          <w:lang w:val="en-US"/>
-        </w:rPr>
-        <w:t>Buat Virtual Env.</w:t>
+      <w:proofErr w:type="spellStart"/>
+      <w:r>
+        <w:rPr>
+          <w:rFonts w:asciiTheme="majorBidi" w:hAnsiTheme="majorBidi" w:cstheme="majorBidi"/>
+          <w:bCs/>
+          <w:sz w:val="24"/>
+          <w:szCs w:val="24"/>
+          <w:lang w:val="en-US"/>
+        </w:rPr>
+        <w:t>Buat</w:t>
+      </w:r>
+      <w:proofErr w:type="spellEnd"/>
+      <w:r>
+        <w:rPr>
+          <w:rFonts w:asciiTheme="majorBidi" w:hAnsiTheme="majorBidi" w:cstheme="majorBidi"/>
+          <w:bCs/>
+          <w:sz w:val="24"/>
+          <w:szCs w:val="24"/>
+          <w:lang w:val="en-US"/>
+        </w:rPr>
+        <w:t xml:space="preserve"> Virtual Env.</w:t>
       </w:r>
     </w:p>
     <w:p>
@@ -103,16 +129,29 @@
           <w:lang w:val="en-US"/>
         </w:rPr>
       </w:pPr>
-      <w:r>
-        <w:rPr>
-          <w:rFonts w:asciiTheme="majorBidi" w:hAnsiTheme="majorBidi" w:cstheme="majorBidi"/>
-          <w:b w:val="0"/>
-          <w:bCs/>
-          <w:sz w:val="24"/>
-          <w:szCs w:val="24"/>
-          <w:lang w:val="en-US"/>
-        </w:rPr>
-        <w:t>conda create --name rpl_v</w:t>
+      <w:proofErr w:type="spellStart"/>
+      <w:r>
+        <w:rPr>
+          <w:rFonts w:asciiTheme="majorBidi" w:hAnsiTheme="majorBidi" w:cstheme="majorBidi"/>
+          <w:b w:val="0"/>
+          <w:bCs/>
+          <w:sz w:val="24"/>
+          <w:szCs w:val="24"/>
+          <w:lang w:val="en-US"/>
+        </w:rPr>
+        <w:t>conda</w:t>
+      </w:r>
+      <w:proofErr w:type="spellEnd"/>
+      <w:r>
+        <w:rPr>
+          <w:rFonts w:asciiTheme="majorBidi" w:hAnsiTheme="majorBidi" w:cstheme="majorBidi"/>
+          <w:b w:val="0"/>
+          <w:bCs/>
+          <w:sz w:val="24"/>
+          <w:szCs w:val="24"/>
+          <w:lang w:val="en-US"/>
+        </w:rPr>
+        <w:t xml:space="preserve"> create --name rpl_v</w:t>
       </w:r>
       <w:r>
         <w:rPr>
@@ -165,14 +204,34 @@
           <w:lang w:val="en-US"/>
         </w:rPr>
       </w:pPr>
-      <w:r>
-        <w:rPr>
-          <w:rFonts w:asciiTheme="majorBidi" w:hAnsiTheme="majorBidi" w:cstheme="majorBidi"/>
-          <w:sz w:val="24"/>
-          <w:szCs w:val="24"/>
-        </w:rPr>
-        <w:t>Instal Semua Paket Python</w:t>
-      </w:r>
+      <w:proofErr w:type="spellStart"/>
+      <w:r>
+        <w:rPr>
+          <w:rFonts w:asciiTheme="majorBidi" w:hAnsiTheme="majorBidi" w:cstheme="majorBidi"/>
+          <w:sz w:val="24"/>
+          <w:szCs w:val="24"/>
+        </w:rPr>
+        <w:t>Instal</w:t>
+      </w:r>
+      <w:proofErr w:type="spellEnd"/>
+      <w:r>
+        <w:rPr>
+          <w:rFonts w:asciiTheme="majorBidi" w:hAnsiTheme="majorBidi" w:cstheme="majorBidi"/>
+          <w:sz w:val="24"/>
+          <w:szCs w:val="24"/>
+        </w:rPr>
+        <w:t xml:space="preserve"> Semua Paket </w:t>
+      </w:r>
+      <w:proofErr w:type="spellStart"/>
+      <w:r>
+        <w:rPr>
+          <w:rFonts w:asciiTheme="majorBidi" w:hAnsiTheme="majorBidi" w:cstheme="majorBidi"/>
+          <w:sz w:val="24"/>
+          <w:szCs w:val="24"/>
+        </w:rPr>
+        <w:t>Python</w:t>
+      </w:r>
+      <w:proofErr w:type="spellEnd"/>
     </w:p>
     <w:p>
       <w:pPr>
@@ -213,15 +272,27 @@
           <w:lang w:val="en-US"/>
         </w:rPr>
       </w:pPr>
-      <w:r>
-        <w:rPr>
-          <w:rFonts w:asciiTheme="majorBidi" w:hAnsiTheme="majorBidi" w:cstheme="majorBidi"/>
-          <w:bCs/>
-          <w:sz w:val="24"/>
-          <w:szCs w:val="24"/>
-          <w:lang w:val="en-US"/>
-        </w:rPr>
-        <w:t>Buat DB di Localhost</w:t>
+      <w:proofErr w:type="spellStart"/>
+      <w:r>
+        <w:rPr>
+          <w:rFonts w:asciiTheme="majorBidi" w:hAnsiTheme="majorBidi" w:cstheme="majorBidi"/>
+          <w:bCs/>
+          <w:sz w:val="24"/>
+          <w:szCs w:val="24"/>
+          <w:lang w:val="en-US"/>
+        </w:rPr>
+        <w:t>Buat</w:t>
+      </w:r>
+      <w:proofErr w:type="spellEnd"/>
+      <w:r>
+        <w:rPr>
+          <w:rFonts w:asciiTheme="majorBidi" w:hAnsiTheme="majorBidi" w:cstheme="majorBidi"/>
+          <w:bCs/>
+          <w:sz w:val="24"/>
+          <w:szCs w:val="24"/>
+          <w:lang w:val="en-US"/>
+        </w:rPr>
+        <w:t xml:space="preserve"> DB di Localhost</w:t>
       </w:r>
     </w:p>
     <w:p>
@@ -422,7 +493,95 @@
           <w:szCs w:val="24"/>
           <w:lang w:val="en-US"/>
         </w:rPr>
-        <w:t>sql_mode=STRICT_TRANS_TABLES,NO_ZERO_IN_DATE,NO_ZERO_DATE,ERROR_FOR_DIVISION_BY_ZERO,NO_ENGINE_SUBSTITUTION</w:t>
+        <w:t>sql_mode=STRICT_TRANS_</w:t>
+      </w:r>
+      <w:proofErr w:type="gramStart"/>
+      <w:r>
+        <w:rPr>
+          <w:rFonts w:asciiTheme="majorBidi" w:hAnsiTheme="majorBidi" w:cstheme="majorBidi"/>
+          <w:b w:val="0"/>
+          <w:sz w:val="24"/>
+          <w:szCs w:val="24"/>
+          <w:lang w:val="en-US"/>
+        </w:rPr>
+        <w:t>TABLES,NO</w:t>
+      </w:r>
+      <w:proofErr w:type="gramEnd"/>
+      <w:r>
+        <w:rPr>
+          <w:rFonts w:asciiTheme="majorBidi" w:hAnsiTheme="majorBidi" w:cstheme="majorBidi"/>
+          <w:b w:val="0"/>
+          <w:sz w:val="24"/>
+          <w:szCs w:val="24"/>
+          <w:lang w:val="en-US"/>
+        </w:rPr>
+        <w:t>_ZERO_IN_</w:t>
+      </w:r>
+      <w:proofErr w:type="gramStart"/>
+      <w:r>
+        <w:rPr>
+          <w:rFonts w:asciiTheme="majorBidi" w:hAnsiTheme="majorBidi" w:cstheme="majorBidi"/>
+          <w:b w:val="0"/>
+          <w:sz w:val="24"/>
+          <w:szCs w:val="24"/>
+          <w:lang w:val="en-US"/>
+        </w:rPr>
+        <w:t>DATE,NO</w:t>
+      </w:r>
+      <w:proofErr w:type="gramEnd"/>
+      <w:r>
+        <w:rPr>
+          <w:rFonts w:asciiTheme="majorBidi" w:hAnsiTheme="majorBidi" w:cstheme="majorBidi"/>
+          <w:b w:val="0"/>
+          <w:sz w:val="24"/>
+          <w:szCs w:val="24"/>
+          <w:lang w:val="en-US"/>
+        </w:rPr>
+        <w:t>_ZERO_</w:t>
+      </w:r>
+      <w:proofErr w:type="gramStart"/>
+      <w:r>
+        <w:rPr>
+          <w:rFonts w:asciiTheme="majorBidi" w:hAnsiTheme="majorBidi" w:cstheme="majorBidi"/>
+          <w:b w:val="0"/>
+          <w:sz w:val="24"/>
+          <w:szCs w:val="24"/>
+          <w:lang w:val="en-US"/>
+        </w:rPr>
+        <w:t>DATE,ERROR</w:t>
+      </w:r>
+      <w:proofErr w:type="gramEnd"/>
+      <w:r>
+        <w:rPr>
+          <w:rFonts w:asciiTheme="majorBidi" w:hAnsiTheme="majorBidi" w:cstheme="majorBidi"/>
+          <w:b w:val="0"/>
+          <w:sz w:val="24"/>
+          <w:szCs w:val="24"/>
+          <w:lang w:val="en-US"/>
+        </w:rPr>
+        <w:t>_FOR_DIVISION_BY_</w:t>
+      </w:r>
+      <w:proofErr w:type="gramStart"/>
+      <w:r>
+        <w:rPr>
+          <w:rFonts w:asciiTheme="majorBidi" w:hAnsiTheme="majorBidi" w:cstheme="majorBidi"/>
+          <w:b w:val="0"/>
+          <w:sz w:val="24"/>
+          <w:szCs w:val="24"/>
+          <w:lang w:val="en-US"/>
+        </w:rPr>
+        <w:t>ZERO,NO</w:t>
+      </w:r>
+      <w:proofErr w:type="gramEnd"/>
+      <w:r>
+        <w:rPr>
+          <w:rFonts w:asciiTheme="majorBidi" w:hAnsiTheme="majorBidi" w:cstheme="majorBidi"/>
+          <w:b w:val="0"/>
+          <w:sz w:val="24"/>
+          <w:szCs w:val="24"/>
+          <w:lang w:val="en-US"/>
+        </w:rPr>
+        <w:t>_ENGINE_SUBSTITUTION</w:t>
       </w:r>
     </w:p>
     <w:p>
@@ -459,8 +618,19 @@
           <w:sz w:val="24"/>
           <w:szCs w:val="24"/>
         </w:rPr>
-        <w:t>Jalankan Migrasi Database</w:t>
-      </w:r>
+        <w:t xml:space="preserve">Jalankan Migrasi </w:t>
+      </w:r>
+      <w:proofErr w:type="spellStart"/>
+      <w:r>
+        <w:rPr>
+          <w:rFonts w:asciiTheme="majorBidi" w:hAnsiTheme="majorBidi" w:cstheme="majorBidi"/>
+          <w:bCs/>
+          <w:sz w:val="24"/>
+          <w:szCs w:val="24"/>
+        </w:rPr>
+        <w:t>Database</w:t>
+      </w:r>
+      <w:proofErr w:type="spellEnd"/>
     </w:p>
     <w:p>
       <w:pPr>
@@ -509,7 +679,29 @@
           <w:szCs w:val="24"/>
           <w:lang w:val="en-US"/>
         </w:rPr>
-        <w:t>Install Dependensi Front End (NPM)</w:t>
+        <w:t xml:space="preserve">Install </w:t>
+      </w:r>
+      <w:proofErr w:type="spellStart"/>
+      <w:r>
+        <w:rPr>
+          <w:rFonts w:asciiTheme="majorBidi" w:hAnsiTheme="majorBidi" w:cstheme="majorBidi"/>
+          <w:bCs/>
+          <w:sz w:val="24"/>
+          <w:szCs w:val="24"/>
+          <w:lang w:val="en-US"/>
+        </w:rPr>
+        <w:t>Dependensi</w:t>
+      </w:r>
+      <w:proofErr w:type="spellEnd"/>
+      <w:r>
+        <w:rPr>
+          <w:rFonts w:asciiTheme="majorBidi" w:hAnsiTheme="majorBidi" w:cstheme="majorBidi"/>
+          <w:bCs/>
+          <w:sz w:val="24"/>
+          <w:szCs w:val="24"/>
+          <w:lang w:val="en-US"/>
+        </w:rPr>
+        <w:t xml:space="preserve"> Front End (NPM)</w:t>
       </w:r>
     </w:p>
     <w:p>
@@ -614,8 +806,20 @@
           <w:szCs w:val="24"/>
           <w:lang w:val="en-US"/>
         </w:rPr>
-        <w:t xml:space="preserve"> runserver</w:t>
-      </w:r>
+        <w:t xml:space="preserve"> </w:t>
+      </w:r>
+      <w:proofErr w:type="spellStart"/>
+      <w:r>
+        <w:rPr>
+          <w:rFonts w:asciiTheme="majorBidi" w:hAnsiTheme="majorBidi" w:cstheme="majorBidi"/>
+          <w:b w:val="0"/>
+          <w:sz w:val="24"/>
+          <w:szCs w:val="24"/>
+          <w:lang w:val="en-US"/>
+        </w:rPr>
+        <w:t>runserver</w:t>
+      </w:r>
+      <w:proofErr w:type="spellEnd"/>
     </w:p>
     <w:p>
       <w:pPr>
